--- a/텀프로젝트/텀프로젝트 설명서.docx
+++ b/텀프로젝트/텀프로젝트 설명서.docx
@@ -30,6 +30,559 @@
           <w:b/>
           <w:bCs/>
         </w:rPr>
+        <w:t>키입력</w:t>
+      </w:r>
+    </w:p>
+    <w:p>
+      <w:pPr>
+        <w:numPr>
+          <w:ilvl w:val="0"/>
+          <w:numId w:val="6"/>
+        </w:numPr>
+        <w:rPr>
+          <w:b/>
+          <w:bCs/>
+        </w:rPr>
+      </w:pPr>
+      <w:r>
+        <w:rPr>
+          <w:b/>
+          <w:bCs/>
+        </w:rPr>
+        <w:t xml:space="preserve">숫자 4 : </w:t>
+      </w:r>
+      <w:r>
+        <w:rPr>
+          <w:rFonts w:ascii="Segoe UI Emoji" w:hAnsi="Segoe UI Emoji" w:cs="Segoe UI Emoji"/>
+          <w:b/>
+          <w:bCs/>
+        </w:rPr>
+        <w:t>🪨</w:t>
+      </w:r>
+      <w:r>
+        <w:rPr>
+          <w:b/>
+          <w:bCs/>
+        </w:rPr>
+        <w:t xml:space="preserve"> 철골렘 스폰 지역 (좌표 1000, 1100)</w:t>
+      </w:r>
+    </w:p>
+    <w:p>
+      <w:pPr>
+        <w:numPr>
+          <w:ilvl w:val="0"/>
+          <w:numId w:val="6"/>
+        </w:numPr>
+        <w:rPr>
+          <w:b/>
+          <w:bCs/>
+        </w:rPr>
+      </w:pPr>
+      <w:r>
+        <w:rPr>
+          <w:b/>
+          <w:bCs/>
+        </w:rPr>
+        <w:t xml:space="preserve">숫자 5 : </w:t>
+      </w:r>
+      <w:r>
+        <w:rPr>
+          <w:rFonts w:ascii="Segoe UI Emoji" w:hAnsi="Segoe UI Emoji" w:cs="Segoe UI Emoji"/>
+          <w:b/>
+          <w:bCs/>
+        </w:rPr>
+        <w:t>🧟</w:t>
+      </w:r>
+      <w:r>
+        <w:rPr>
+          <w:b/>
+          <w:bCs/>
+        </w:rPr>
+        <w:t xml:space="preserve"> 좀비 / 스켈레톤 스폰 지역 (좌표 1000, 1250)</w:t>
+      </w:r>
+    </w:p>
+    <w:p>
+      <w:pPr>
+        <w:numPr>
+          <w:ilvl w:val="0"/>
+          <w:numId w:val="6"/>
+        </w:numPr>
+        <w:rPr>
+          <w:b/>
+          <w:bCs/>
+        </w:rPr>
+      </w:pPr>
+      <w:r>
+        <w:rPr>
+          <w:b/>
+          <w:bCs/>
+        </w:rPr>
+        <w:t xml:space="preserve">숫자 6 : </w:t>
+      </w:r>
+      <w:r>
+        <w:rPr>
+          <w:rFonts w:ascii="Segoe UI Emoji" w:hAnsi="Segoe UI Emoji" w:cs="Segoe UI Emoji"/>
+          <w:b/>
+          <w:bCs/>
+        </w:rPr>
+        <w:t>💥</w:t>
+      </w:r>
+      <w:r>
+        <w:rPr>
+          <w:b/>
+          <w:bCs/>
+        </w:rPr>
+        <w:t xml:space="preserve"> 크리퍼 스폰 지역 (좌표 1000, 1500)</w:t>
+      </w:r>
+    </w:p>
+    <w:p>
+      <w:pPr>
+        <w:numPr>
+          <w:ilvl w:val="0"/>
+          <w:numId w:val="6"/>
+        </w:numPr>
+        <w:rPr>
+          <w:b/>
+          <w:bCs/>
+        </w:rPr>
+      </w:pPr>
+      <w:r>
+        <w:rPr>
+          <w:b/>
+          <w:bCs/>
+        </w:rPr>
+        <w:t xml:space="preserve">숫자 7 : </w:t>
+      </w:r>
+      <w:r>
+        <w:rPr>
+          <w:rFonts w:ascii="Segoe UI Emoji" w:hAnsi="Segoe UI Emoji" w:cs="Segoe UI Emoji"/>
+          <w:b/>
+          <w:bCs/>
+        </w:rPr>
+        <w:t>👁️</w:t>
+      </w:r>
+      <w:r>
+        <w:rPr>
+          <w:b/>
+          <w:bCs/>
+        </w:rPr>
+        <w:t xml:space="preserve"> 엔더맨 스폰 지역 (좌표 1000, 1750)</w:t>
+      </w:r>
+    </w:p>
+    <w:p>
+      <w:pPr>
+        <w:numPr>
+          <w:ilvl w:val="0"/>
+          <w:numId w:val="6"/>
+        </w:numPr>
+        <w:rPr>
+          <w:b/>
+          <w:bCs/>
+        </w:rPr>
+      </w:pPr>
+      <w:r>
+        <w:rPr>
+          <w:b/>
+          <w:bCs/>
+        </w:rPr>
+        <w:t xml:space="preserve">숫자 8 : </w:t>
+      </w:r>
+      <w:r>
+        <w:rPr>
+          <w:rFonts w:ascii="Segoe UI Emoji" w:hAnsi="Segoe UI Emoji" w:cs="Segoe UI Emoji"/>
+          <w:b/>
+          <w:bCs/>
+        </w:rPr>
+        <w:t>🐉</w:t>
+      </w:r>
+      <w:r>
+        <w:rPr>
+          <w:b/>
+          <w:bCs/>
+        </w:rPr>
+        <w:t xml:space="preserve"> 엔더 드래곤 지역 (좌표 1000, 1800)</w:t>
+      </w:r>
+    </w:p>
+    <w:p>
+      <w:pPr>
+        <w:rPr>
+          <w:b/>
+          <w:bCs/>
+        </w:rPr>
+      </w:pPr>
+      <w:r>
+        <w:rPr>
+          <w:b/>
+          <w:bCs/>
+        </w:rPr>
+        <w:t>플레이어 및 상태 치트 (F1 ~ F7)</w:t>
+      </w:r>
+    </w:p>
+    <w:p>
+      <w:pPr>
+        <w:numPr>
+          <w:ilvl w:val="0"/>
+          <w:numId w:val="7"/>
+        </w:numPr>
+        <w:rPr>
+          <w:b/>
+          <w:bCs/>
+        </w:rPr>
+      </w:pPr>
+      <w:r>
+        <w:rPr>
+          <w:b/>
+          <w:bCs/>
+        </w:rPr>
+        <w:t xml:space="preserve">F1 : </w:t>
+      </w:r>
+      <w:r>
+        <w:rPr>
+          <w:rFonts w:ascii="Segoe UI Emoji" w:hAnsi="Segoe UI Emoji" w:cs="Segoe UI Emoji"/>
+          <w:b/>
+          <w:bCs/>
+        </w:rPr>
+        <w:t>⚔️</w:t>
+      </w:r>
+      <w:r>
+        <w:rPr>
+          <w:b/>
+          <w:bCs/>
+        </w:rPr>
+        <w:t> 네더라이트 풀세트 토글 (한 번 누르면 최고 티어 갑옷과 검 장착, 다시 누르면 모두 벗고 기본 나무검 장착)</w:t>
+      </w:r>
+    </w:p>
+    <w:p>
+      <w:pPr>
+        <w:numPr>
+          <w:ilvl w:val="0"/>
+          <w:numId w:val="7"/>
+        </w:numPr>
+        <w:rPr>
+          <w:b/>
+          <w:bCs/>
+        </w:rPr>
+      </w:pPr>
+      <w:r>
+        <w:rPr>
+          <w:b/>
+          <w:bCs/>
+        </w:rPr>
+        <w:t xml:space="preserve">F2 : </w:t>
+      </w:r>
+      <w:r>
+        <w:rPr>
+          <w:rFonts w:ascii="Segoe UI Emoji" w:hAnsi="Segoe UI Emoji" w:cs="Segoe UI Emoji"/>
+          <w:b/>
+          <w:bCs/>
+        </w:rPr>
+        <w:t>⬆️</w:t>
+      </w:r>
+      <w:r>
+        <w:rPr>
+          <w:b/>
+          <w:bCs/>
+        </w:rPr>
+        <w:t> 레벨업 (레벨 및 최대 체력 증가, 스킬 포인트 획득, 체력 100% 회복)</w:t>
+      </w:r>
+    </w:p>
+    <w:p>
+      <w:pPr>
+        <w:numPr>
+          <w:ilvl w:val="0"/>
+          <w:numId w:val="7"/>
+        </w:numPr>
+        <w:rPr>
+          <w:b/>
+          <w:bCs/>
+        </w:rPr>
+      </w:pPr>
+      <w:r>
+        <w:rPr>
+          <w:b/>
+          <w:bCs/>
+        </w:rPr>
+        <w:t xml:space="preserve">F3 : </w:t>
+      </w:r>
+      <w:r>
+        <w:rPr>
+          <w:rFonts w:ascii="Segoe UI Emoji" w:hAnsi="Segoe UI Emoji" w:cs="Segoe UI Emoji"/>
+          <w:b/>
+          <w:bCs/>
+        </w:rPr>
+        <w:t>🛡️</w:t>
+      </w:r>
+      <w:r>
+        <w:rPr>
+          <w:b/>
+          <w:bCs/>
+        </w:rPr>
+        <w:t> 무적 모드 토글 (어떤 공격에도 피해를 입지 않음)</w:t>
+      </w:r>
+    </w:p>
+    <w:p>
+      <w:pPr>
+        <w:numPr>
+          <w:ilvl w:val="0"/>
+          <w:numId w:val="7"/>
+        </w:numPr>
+        <w:rPr>
+          <w:b/>
+          <w:bCs/>
+        </w:rPr>
+      </w:pPr>
+      <w:r>
+        <w:rPr>
+          <w:b/>
+          <w:bCs/>
+        </w:rPr>
+        <w:t xml:space="preserve">F4 : </w:t>
+      </w:r>
+      <w:r>
+        <w:rPr>
+          <w:rFonts w:ascii="Segoe UI Emoji" w:hAnsi="Segoe UI Emoji" w:cs="Segoe UI Emoji"/>
+          <w:b/>
+          <w:bCs/>
+        </w:rPr>
+        <w:t>📖</w:t>
+      </w:r>
+      <w:r>
+        <w:rPr>
+          <w:b/>
+          <w:bCs/>
+        </w:rPr>
+        <w:t> 스킬 올마스터 토글 (모든 스킬을 단번에 배우거나 초기화)</w:t>
+      </w:r>
+    </w:p>
+    <w:p>
+      <w:pPr>
+        <w:numPr>
+          <w:ilvl w:val="0"/>
+          <w:numId w:val="7"/>
+        </w:numPr>
+        <w:rPr>
+          <w:b/>
+          <w:bCs/>
+        </w:rPr>
+      </w:pPr>
+      <w:r>
+        <w:rPr>
+          <w:b/>
+          <w:bCs/>
+        </w:rPr>
+        <w:t xml:space="preserve">F5 : </w:t>
+      </w:r>
+      <w:r>
+        <w:rPr>
+          <w:rFonts w:ascii="Segoe UI Emoji" w:hAnsi="Segoe UI Emoji" w:cs="Segoe UI Emoji"/>
+          <w:b/>
+          <w:bCs/>
+        </w:rPr>
+        <w:t>☠️</w:t>
+      </w:r>
+      <w:r>
+        <w:rPr>
+          <w:b/>
+          <w:bCs/>
+        </w:rPr>
+        <w:t> 플레이어 강제 사망 (즉시 체력을 0으로 만들어 데스/리스폰 연출 시연용)</w:t>
+      </w:r>
+    </w:p>
+    <w:p>
+      <w:pPr>
+        <w:numPr>
+          <w:ilvl w:val="0"/>
+          <w:numId w:val="7"/>
+        </w:numPr>
+        <w:rPr>
+          <w:b/>
+          <w:bCs/>
+        </w:rPr>
+      </w:pPr>
+      <w:r>
+        <w:rPr>
+          <w:b/>
+          <w:bCs/>
+        </w:rPr>
+        <w:t xml:space="preserve">F6 : </w:t>
+      </w:r>
+      <w:r>
+        <w:rPr>
+          <w:rFonts w:ascii="Segoe UI Emoji" w:hAnsi="Segoe UI Emoji" w:cs="Segoe UI Emoji"/>
+          <w:b/>
+          <w:bCs/>
+        </w:rPr>
+        <w:t>💰</w:t>
+      </w:r>
+      <w:r>
+        <w:rPr>
+          <w:b/>
+          <w:bCs/>
+        </w:rPr>
+        <w:t> 10,000 골드 추가</w:t>
+      </w:r>
+    </w:p>
+    <w:p>
+      <w:pPr>
+        <w:numPr>
+          <w:ilvl w:val="0"/>
+          <w:numId w:val="7"/>
+        </w:numPr>
+        <w:rPr>
+          <w:b/>
+          <w:bCs/>
+        </w:rPr>
+      </w:pPr>
+      <w:r>
+        <w:rPr>
+          <w:b/>
+          <w:bCs/>
+        </w:rPr>
+        <w:t xml:space="preserve">F7 : </w:t>
+      </w:r>
+      <w:r>
+        <w:rPr>
+          <w:rFonts w:ascii="Segoe UI Emoji" w:hAnsi="Segoe UI Emoji" w:cs="Segoe UI Emoji"/>
+          <w:b/>
+          <w:bCs/>
+        </w:rPr>
+        <w:t>💸</w:t>
+      </w:r>
+      <w:r>
+        <w:rPr>
+          <w:b/>
+          <w:bCs/>
+        </w:rPr>
+        <w:t> 소지금 0 골드로 초기화</w:t>
+      </w:r>
+    </w:p>
+    <w:p>
+      <w:pPr>
+        <w:rPr>
+          <w:b/>
+          <w:bCs/>
+        </w:rPr>
+      </w:pPr>
+      <w:r>
+        <w:rPr>
+          <w:b/>
+          <w:bCs/>
+        </w:rPr>
+        <w:t>(참고) 기존 기본 게임 키</w:t>
+      </w:r>
+    </w:p>
+    <w:p>
+      <w:pPr>
+        <w:numPr>
+          <w:ilvl w:val="0"/>
+          <w:numId w:val="8"/>
+        </w:numPr>
+        <w:rPr>
+          <w:b/>
+          <w:bCs/>
+        </w:rPr>
+      </w:pPr>
+      <w:r>
+        <w:rPr>
+          <w:b/>
+          <w:bCs/>
+        </w:rPr>
+        <w:t>숫자 1, 2, 3 : 퀵슬롯 아이템 사용 (1: 체력 포션, 2: 공격력 버프 포션, 3: 엔더 진주)</w:t>
+      </w:r>
+    </w:p>
+    <w:p>
+      <w:pPr>
+        <w:numPr>
+          <w:ilvl w:val="0"/>
+          <w:numId w:val="8"/>
+        </w:numPr>
+        <w:rPr>
+          <w:b/>
+          <w:bCs/>
+        </w:rPr>
+      </w:pPr>
+      <w:r>
+        <w:rPr>
+          <w:b/>
+          <w:bCs/>
+        </w:rPr>
+        <w:t xml:space="preserve">이동 </w:t>
+      </w:r>
+      <w:r>
+        <w:rPr>
+          <w:rFonts w:hint="eastAsia"/>
+          <w:b/>
+          <w:bCs/>
+        </w:rPr>
+        <w:t>: 방향키 또는 WASD</w:t>
+      </w:r>
+    </w:p>
+    <w:p>
+      <w:pPr>
+        <w:numPr>
+          <w:ilvl w:val="0"/>
+          <w:numId w:val="8"/>
+        </w:numPr>
+        <w:rPr>
+          <w:b/>
+          <w:bCs/>
+        </w:rPr>
+      </w:pPr>
+      <w:r>
+        <w:rPr>
+          <w:b/>
+          <w:bCs/>
+        </w:rPr>
+        <w:t>스페이스바 : 기본 공격</w:t>
+      </w:r>
+    </w:p>
+    <w:p>
+      <w:pPr>
+        <w:rPr>
+          <w:b/>
+          <w:bCs/>
+        </w:rPr>
+      </w:pPr>
+    </w:p>
+    <w:p>
+      <w:pPr>
+        <w:rPr>
+          <w:b/>
+          <w:bCs/>
+        </w:rPr>
+      </w:pPr>
+    </w:p>
+    <w:p>
+      <w:pPr>
+        <w:rPr>
+          <w:b/>
+          <w:bCs/>
+        </w:rPr>
+      </w:pPr>
+    </w:p>
+    <w:p>
+      <w:pPr>
+        <w:rPr>
+          <w:rFonts w:hint="eastAsia"/>
+          <w:b/>
+          <w:bCs/>
+        </w:rPr>
+      </w:pPr>
+    </w:p>
+    <w:p>
+      <w:pPr>
+        <w:rPr>
+          <w:b/>
+          <w:bCs/>
+        </w:rPr>
+      </w:pPr>
+      <w:r>
+        <w:rPr>
+          <w:rFonts w:hint="eastAsia"/>
+          <w:b/>
+          <w:bCs/>
+        </w:rPr>
+        <w:lastRenderedPageBreak/>
         <w:t>MAP</w:t>
       </w:r>
     </w:p>
@@ -503,7 +1056,6 @@
           <w:numId w:val="5"/>
         </w:numPr>
         <w:rPr>
-          <w:rFonts w:hint="eastAsia"/>
           <w:b/>
           <w:bCs/>
         </w:rPr>
@@ -667,7 +1219,6 @@
           <w:numId w:val="5"/>
         </w:numPr>
         <w:rPr>
-          <w:rFonts w:hint="eastAsia"/>
           <w:b/>
           <w:bCs/>
         </w:rPr>
@@ -684,7 +1235,6 @@
     <w:p>
       <w:pPr>
         <w:rPr>
-          <w:rFonts w:hint="eastAsia"/>
           <w:b/>
           <w:bCs/>
         </w:rPr>
@@ -824,56 +1374,101 @@
           <w:b/>
           <w:bCs/>
         </w:rPr>
+        <w:t xml:space="preserve">스켈레톤: </w:t>
+      </w:r>
+      <w:r>
+        <w:rPr>
+          <w:rFonts w:hint="eastAsia"/>
+          <w:b/>
+          <w:bCs/>
+        </w:rPr>
+        <w:t xml:space="preserve">근처에 있으면 </w:t>
+      </w:r>
+      <w:r>
+        <w:rPr>
+          <w:rFonts w:hint="eastAsia"/>
+          <w:b/>
+          <w:bCs/>
+        </w:rPr>
+        <w:t>어그로</w:t>
+      </w:r>
+      <w:r>
+        <w:rPr>
+          <w:b/>
+          <w:bCs/>
+        </w:rPr>
+        <w:t xml:space="preserve"> 플레이어와</w:t>
+      </w:r>
+      <w:r>
+        <w:rPr>
+          <w:rFonts w:hint="eastAsia"/>
+          <w:b/>
+          <w:bCs/>
+        </w:rPr>
+        <w:t xml:space="preserve"> 가까이 있으면 뒤로 후퇴해서 플레이어 방향으로 </w:t>
+      </w:r>
+      <w:r>
+        <w:rPr>
+          <w:rFonts w:hint="eastAsia"/>
+          <w:b/>
+          <w:bCs/>
+          <w:color w:val="EE0000"/>
+        </w:rPr>
+        <w:t>투사체</w:t>
+      </w:r>
+      <w:r>
+        <w:rPr>
+          <w:rFonts w:hint="eastAsia"/>
+          <w:b/>
+          <w:bCs/>
+        </w:rPr>
+        <w:t xml:space="preserve"> 발사</w:t>
+      </w:r>
+    </w:p>
+    <w:p>
+      <w:pPr>
+        <w:pStyle w:val="a6"/>
+        <w:numPr>
+          <w:ilvl w:val="0"/>
+          <w:numId w:val="5"/>
+        </w:numPr>
+        <w:rPr>
+          <w:b/>
+          <w:bCs/>
+        </w:rPr>
+      </w:pPr>
+      <w:r>
+        <w:rPr>
+          <w:rFonts w:hint="eastAsia"/>
+          <w:b/>
+          <w:bCs/>
+        </w:rPr>
         <w:lastRenderedPageBreak/>
-        <w:t xml:space="preserve">스켈레톤: </w:t>
-      </w:r>
-      <w:r>
-        <w:rPr>
-          <w:rFonts w:hint="eastAsia"/>
-          <w:b/>
-          <w:bCs/>
-        </w:rPr>
-        <w:t xml:space="preserve">근처에 있으면 </w:t>
-      </w:r>
-      <w:r>
-        <w:rPr>
-          <w:rFonts w:hint="eastAsia"/>
-          <w:b/>
-          <w:bCs/>
-        </w:rPr>
-        <w:t>어그로</w:t>
-      </w:r>
-      <w:r>
-        <w:rPr>
-          <w:b/>
-          <w:bCs/>
-        </w:rPr>
-        <w:t xml:space="preserve"> 플레이어와</w:t>
-      </w:r>
-      <w:r>
-        <w:rPr>
-          <w:rFonts w:hint="eastAsia"/>
-          <w:b/>
-          <w:bCs/>
-        </w:rPr>
-        <w:t xml:space="preserve"> 가까이 있으면 뒤로 후퇴해서 플레이어 방향으로 </w:t>
-      </w:r>
-      <w:r>
-        <w:rPr>
-          <w:rFonts w:hint="eastAsia"/>
-          <w:b/>
-          <w:bCs/>
-          <w:color w:val="EE0000"/>
-        </w:rPr>
-        <w:t>투사체</w:t>
-      </w:r>
-      <w:r>
-        <w:rPr>
-          <w:rFonts w:hint="eastAsia"/>
-          <w:b/>
-          <w:bCs/>
-        </w:rPr>
-        <w:t xml:space="preserve"> 발사</w:t>
+        <w:t>크리퍼:</w:t>
+      </w:r>
+      <w:r>
+        <w:rPr>
+          <w:rFonts w:hint="eastAsia"/>
+          <w:b/>
+          <w:bCs/>
+        </w:rPr>
+        <w:t xml:space="preserve"> </w:t>
+      </w:r>
+      <w:r>
+        <w:rPr>
+          <w:rFonts w:hint="eastAsia"/>
+          <w:b/>
+          <w:bCs/>
+        </w:rPr>
+        <w:t>근처에 있으면 어그로</w:t>
+      </w:r>
+      <w:r>
+        <w:rPr>
+          <w:rFonts w:hint="eastAsia"/>
+          <w:b/>
+          <w:bCs/>
+        </w:rPr>
+        <w:t xml:space="preserve"> 플레이어에게 근접하여 자폭공격</w:t>
       </w:r>
     </w:p>
     <w:p>
@@ -894,31 +1489,23 @@
           <w:b/>
           <w:bCs/>
         </w:rPr>
-        <w:t>크리퍼:</w:t>
-      </w:r>
-      <w:r>
-        <w:rPr>
-          <w:rFonts w:hint="eastAsia"/>
-          <w:b/>
-          <w:bCs/>
-        </w:rPr>
-        <w:t xml:space="preserve"> </w:t>
-      </w:r>
-      <w:r>
-        <w:rPr>
-          <w:rFonts w:hint="eastAsia"/>
-          <w:b/>
-          <w:bCs/>
-        </w:rPr>
-        <w:t>근처에 있으면 어그로</w:t>
-      </w:r>
-      <w:r>
-        <w:rPr>
-          <w:rFonts w:hint="eastAsia"/>
-          <w:b/>
-          <w:bCs/>
-        </w:rPr>
-        <w:t xml:space="preserve"> 플레이어에게 근접하여 자폭공격</w:t>
+        <w:t xml:space="preserve">엔더맨: </w:t>
+      </w:r>
+      <w:r>
+        <w:rPr>
+          <w:rFonts w:hint="eastAsia"/>
+          <w:b/>
+          <w:bCs/>
+        </w:rPr>
+        <w:t xml:space="preserve">근처에 있으면 어그로 </w:t>
+      </w:r>
+      <w:r>
+        <w:rPr>
+          <w:rFonts w:hint="eastAsia"/>
+          <w:b/>
+          <w:bCs/>
+        </w:rPr>
+        <w:t>플레이어쪽으로 텔레포트 후 근접 공격</w:t>
       </w:r>
     </w:p>
     <w:p>
@@ -929,52 +1516,6 @@
           <w:numId w:val="5"/>
         </w:numPr>
         <w:rPr>
-          <w:b/>
-          <w:bCs/>
-        </w:rPr>
-      </w:pPr>
-      <w:r>
-        <w:rPr>
-          <w:rFonts w:hint="eastAsia"/>
-          <w:b/>
-          <w:bCs/>
-        </w:rPr>
-        <w:t xml:space="preserve">엔더맨: </w:t>
-      </w:r>
-      <w:r>
-        <w:rPr>
-          <w:rFonts w:hint="eastAsia"/>
-          <w:b/>
-          <w:bCs/>
-        </w:rPr>
-        <w:t>근처에 있으면 어그로</w:t>
-      </w:r>
-      <w:r>
-        <w:rPr>
-          <w:rFonts w:hint="eastAsia"/>
-          <w:b/>
-          <w:bCs/>
-        </w:rPr>
-        <w:t xml:space="preserve"> </w:t>
-      </w:r>
-      <w:r>
-        <w:rPr>
-          <w:rFonts w:hint="eastAsia"/>
-          <w:b/>
-          <w:bCs/>
-        </w:rPr>
-        <w:t>플레이어쪽으로 텔레포트 후 근접 공격</w:t>
-      </w:r>
-    </w:p>
-    <w:p>
-      <w:pPr>
-        <w:pStyle w:val="a6"/>
-        <w:numPr>
-          <w:ilvl w:val="0"/>
-          <w:numId w:val="5"/>
-        </w:numPr>
-        <w:rPr>
-          <w:rFonts w:hint="eastAsia"/>
           <w:b/>
           <w:bCs/>
         </w:rPr>
@@ -1504,7 +2045,6 @@
     <w:p>
       <w:pPr>
         <w:rPr>
-          <w:rFonts w:hint="eastAsia"/>
           <w:b/>
           <w:bCs/>
         </w:rPr>
@@ -1628,25 +2168,25 @@
     <w:p>
       <w:pPr>
         <w:rPr>
-          <w:rFonts w:hint="eastAsia"/>
-          <w:b/>
-          <w:bCs/>
-        </w:rPr>
-      </w:pPr>
-    </w:p>
-    <w:p>
-      <w:pPr>
-        <w:rPr>
-          <w:b/>
-          <w:bCs/>
-        </w:rPr>
-      </w:pPr>
-      <w:r>
-        <w:rPr>
-          <w:rFonts w:hint="eastAsia"/>
-          <w:b/>
-          <w:bCs/>
-        </w:rPr>
+          <w:b/>
+          <w:bCs/>
+        </w:rPr>
+      </w:pPr>
+    </w:p>
+    <w:p>
+      <w:pPr>
+        <w:rPr>
+          <w:b/>
+          <w:bCs/>
+        </w:rPr>
+      </w:pPr>
+      <w:r>
+        <w:rPr>
+          <w:rFonts w:hint="eastAsia"/>
+          <w:b/>
+          <w:bCs/>
+        </w:rPr>
+        <w:lastRenderedPageBreak/>
         <w:t>이동</w:t>
       </w:r>
     </w:p>
@@ -1674,7 +2214,6 @@
     <w:p>
       <w:pPr>
         <w:rPr>
-          <w:rFonts w:hint="eastAsia"/>
           <w:b/>
           <w:bCs/>
         </w:rPr>
@@ -1811,7 +2350,6 @@
     <w:p>
       <w:pPr>
         <w:rPr>
-          <w:rFonts w:hint="eastAsia"/>
           <w:b/>
           <w:bCs/>
           <w:sz w:val="24"/>
@@ -2012,11 +2550,14 @@
           <w:b/>
           <w:bCs/>
         </w:rPr>
+        <w:t>대화 및 상태 표시</w:t>
+      </w:r>
+      <w:r>
+        <w:t>: 퀘스트 진행 상태 및 NPC와의 대화는 메시지 창(채팅)을 활</w:t>
+      </w:r>
+      <w:r>
         <w:lastRenderedPageBreak/>
-        <w:t>대화 및 상태 표시</w:t>
-      </w:r>
-      <w:r>
-        <w:t xml:space="preserve">: 퀘스트 진행 상태 및 NPC와의 대화는 메시지 창(채팅)을 활용하여 텍스트로 출력합니다. </w:t>
+        <w:t xml:space="preserve">용하여 텍스트로 출력합니다. </w:t>
       </w:r>
     </w:p>
     <w:p>
@@ -2440,6 +2981,155 @@
     </w:lvl>
   </w:abstractNum>
   <w:abstractNum w:abstractNumId="1" w15:restartNumberingAfterBreak="0">
+    <w:nsid w:val="232872C2"/>
+    <w:multiLevelType w:val="multilevel"/>
+    <w:tmpl w:val="96D4AC8A"/>
+    <w:lvl w:ilvl="0">
+      <w:start w:val="1"/>
+      <w:numFmt w:val="bullet"/>
+      <w:lvlText w:val=""/>
+      <w:lvlJc w:val="left"/>
+      <w:pPr>
+        <w:tabs>
+          <w:tab w:val="num" w:pos="720"/>
+        </w:tabs>
+        <w:ind w:left="720" w:hanging="360"/>
+      </w:pPr>
+      <w:rPr>
+        <w:rFonts w:ascii="Symbol" w:hAnsi="Symbol" w:hint="default"/>
+        <w:sz w:val="20"/>
+      </w:rPr>
+    </w:lvl>
+    <w:lvl w:ilvl="1" w:tentative="1">
+      <w:start w:val="1"/>
+      <w:numFmt w:val="bullet"/>
+      <w:lvlText w:val=""/>
+      <w:lvlJc w:val="left"/>
+      <w:pPr>
+        <w:tabs>
+          <w:tab w:val="num" w:pos="1440"/>
+        </w:tabs>
+        <w:ind w:left="1440" w:hanging="360"/>
+      </w:pPr>
+      <w:rPr>
+        <w:rFonts w:ascii="Symbol" w:hAnsi="Symbol" w:hint="default"/>
+        <w:sz w:val="20"/>
+      </w:rPr>
+    </w:lvl>
+    <w:lvl w:ilvl="2" w:tentative="1">
+      <w:start w:val="1"/>
+      <w:numFmt w:val="bullet"/>
+      <w:lvlText w:val=""/>
+      <w:lvlJc w:val="left"/>
+      <w:pPr>
+        <w:tabs>
+          <w:tab w:val="num" w:pos="2160"/>
+        </w:tabs>
+        <w:ind w:left="2160" w:hanging="360"/>
+      </w:pPr>
+      <w:rPr>
+        <w:rFonts w:ascii="Symbol" w:hAnsi="Symbol" w:hint="default"/>
+        <w:sz w:val="20"/>
+      </w:rPr>
+    </w:lvl>
+    <w:lvl w:ilvl="3" w:tentative="1">
+      <w:start w:val="1"/>
+      <w:numFmt w:val="bullet"/>
+      <w:lvlText w:val=""/>
+      <w:lvlJc w:val="left"/>
+      <w:pPr>
+        <w:tabs>
+          <w:tab w:val="num" w:pos="2880"/>
+        </w:tabs>
+        <w:ind w:left="2880" w:hanging="360"/>
+      </w:pPr>
+      <w:rPr>
+        <w:rFonts w:ascii="Symbol" w:hAnsi="Symbol" w:hint="default"/>
+        <w:sz w:val="20"/>
+      </w:rPr>
+    </w:lvl>
+    <w:lvl w:ilvl="4" w:tentative="1">
+      <w:start w:val="1"/>
+      <w:numFmt w:val="bullet"/>
+      <w:lvlText w:val=""/>
+      <w:lvlJc w:val="left"/>
+      <w:pPr>
+        <w:tabs>
+          <w:tab w:val="num" w:pos="3600"/>
+        </w:tabs>
+        <w:ind w:left="3600" w:hanging="360"/>
+      </w:pPr>
+      <w:rPr>
+        <w:rFonts w:ascii="Symbol" w:hAnsi="Symbol" w:hint="default"/>
+        <w:sz w:val="20"/>
+      </w:rPr>
+    </w:lvl>
+    <w:lvl w:ilvl="5" w:tentative="1">
+      <w:start w:val="1"/>
+      <w:numFmt w:val="bullet"/>
+      <w:lvlText w:val=""/>
+      <w:lvlJc w:val="left"/>
+      <w:pPr>
+        <w:tabs>
+          <w:tab w:val="num" w:pos="4320"/>
+        </w:tabs>
+        <w:ind w:left="4320" w:hanging="360"/>
+      </w:pPr>
+      <w:rPr>
+        <w:rFonts w:ascii="Symbol" w:hAnsi="Symbol" w:hint="default"/>
+        <w:sz w:val="20"/>
+      </w:rPr>
+    </w:lvl>
+    <w:lvl w:ilvl="6" w:tentative="1">
+      <w:start w:val="1"/>
+      <w:numFmt w:val="bullet"/>
+      <w:lvlText w:val=""/>
+      <w:lvlJc w:val="left"/>
+      <w:pPr>
+        <w:tabs>
+          <w:tab w:val="num" w:pos="5040"/>
+        </w:tabs>
+        <w:ind w:left="5040" w:hanging="360"/>
+      </w:pPr>
+      <w:rPr>
+        <w:rFonts w:ascii="Symbol" w:hAnsi="Symbol" w:hint="default"/>
+        <w:sz w:val="20"/>
+      </w:rPr>
+    </w:lvl>
+    <w:lvl w:ilvl="7" w:tentative="1">
+      <w:start w:val="1"/>
+      <w:numFmt w:val="bullet"/>
+      <w:lvlText w:val=""/>
+      <w:lvlJc w:val="left"/>
+      <w:pPr>
+        <w:tabs>
+          <w:tab w:val="num" w:pos="5760"/>
+        </w:tabs>
+        <w:ind w:left="5760" w:hanging="360"/>
+      </w:pPr>
+      <w:rPr>
+        <w:rFonts w:ascii="Symbol" w:hAnsi="Symbol" w:hint="default"/>
+        <w:sz w:val="20"/>
+      </w:rPr>
+    </w:lvl>
+    <w:lvl w:ilvl="8" w:tentative="1">
+      <w:start w:val="1"/>
+      <w:numFmt w:val="bullet"/>
+      <w:lvlText w:val=""/>
+      <w:lvlJc w:val="left"/>
+      <w:pPr>
+        <w:tabs>
+          <w:tab w:val="num" w:pos="6480"/>
+        </w:tabs>
+        <w:ind w:left="6480" w:hanging="360"/>
+      </w:pPr>
+      <w:rPr>
+        <w:rFonts w:ascii="Symbol" w:hAnsi="Symbol" w:hint="default"/>
+        <w:sz w:val="20"/>
+      </w:rPr>
+    </w:lvl>
+  </w:abstractNum>
+  <w:abstractNum w:abstractNumId="2" w15:restartNumberingAfterBreak="0">
     <w:nsid w:val="29086086"/>
     <w:multiLevelType w:val="multilevel"/>
     <w:tmpl w:val="909A09D8"/>
@@ -2588,7 +3278,156 @@
       </w:rPr>
     </w:lvl>
   </w:abstractNum>
-  <w:abstractNum w:abstractNumId="2" w15:restartNumberingAfterBreak="0">
+  <w:abstractNum w:abstractNumId="3" w15:restartNumberingAfterBreak="0">
+    <w:nsid w:val="2C811F76"/>
+    <w:multiLevelType w:val="multilevel"/>
+    <w:tmpl w:val="3576733C"/>
+    <w:lvl w:ilvl="0">
+      <w:start w:val="1"/>
+      <w:numFmt w:val="bullet"/>
+      <w:lvlText w:val=""/>
+      <w:lvlJc w:val="left"/>
+      <w:pPr>
+        <w:tabs>
+          <w:tab w:val="num" w:pos="720"/>
+        </w:tabs>
+        <w:ind w:left="720" w:hanging="360"/>
+      </w:pPr>
+      <w:rPr>
+        <w:rFonts w:ascii="Symbol" w:hAnsi="Symbol" w:hint="default"/>
+        <w:sz w:val="20"/>
+      </w:rPr>
+    </w:lvl>
+    <w:lvl w:ilvl="1" w:tentative="1">
+      <w:start w:val="1"/>
+      <w:numFmt w:val="bullet"/>
+      <w:lvlText w:val=""/>
+      <w:lvlJc w:val="left"/>
+      <w:pPr>
+        <w:tabs>
+          <w:tab w:val="num" w:pos="1440"/>
+        </w:tabs>
+        <w:ind w:left="1440" w:hanging="360"/>
+      </w:pPr>
+      <w:rPr>
+        <w:rFonts w:ascii="Symbol" w:hAnsi="Symbol" w:hint="default"/>
+        <w:sz w:val="20"/>
+      </w:rPr>
+    </w:lvl>
+    <w:lvl w:ilvl="2" w:tentative="1">
+      <w:start w:val="1"/>
+      <w:numFmt w:val="bullet"/>
+      <w:lvlText w:val=""/>
+      <w:lvlJc w:val="left"/>
+      <w:pPr>
+        <w:tabs>
+          <w:tab w:val="num" w:pos="2160"/>
+        </w:tabs>
+        <w:ind w:left="2160" w:hanging="360"/>
+      </w:pPr>
+      <w:rPr>
+        <w:rFonts w:ascii="Symbol" w:hAnsi="Symbol" w:hint="default"/>
+        <w:sz w:val="20"/>
+      </w:rPr>
+    </w:lvl>
+    <w:lvl w:ilvl="3" w:tentative="1">
+      <w:start w:val="1"/>
+      <w:numFmt w:val="bullet"/>
+      <w:lvlText w:val=""/>
+      <w:lvlJc w:val="left"/>
+      <w:pPr>
+        <w:tabs>
+          <w:tab w:val="num" w:pos="2880"/>
+        </w:tabs>
+        <w:ind w:left="2880" w:hanging="360"/>
+      </w:pPr>
+      <w:rPr>
+        <w:rFonts w:ascii="Symbol" w:hAnsi="Symbol" w:hint="default"/>
+        <w:sz w:val="20"/>
+      </w:rPr>
+    </w:lvl>
+    <w:lvl w:ilvl="4" w:tentative="1">
+      <w:start w:val="1"/>
+      <w:numFmt w:val="bullet"/>
+      <w:lvlText w:val=""/>
+      <w:lvlJc w:val="left"/>
+      <w:pPr>
+        <w:tabs>
+          <w:tab w:val="num" w:pos="3600"/>
+        </w:tabs>
+        <w:ind w:left="3600" w:hanging="360"/>
+      </w:pPr>
+      <w:rPr>
+        <w:rFonts w:ascii="Symbol" w:hAnsi="Symbol" w:hint="default"/>
+        <w:sz w:val="20"/>
+      </w:rPr>
+    </w:lvl>
+    <w:lvl w:ilvl="5" w:tentative="1">
+      <w:start w:val="1"/>
+      <w:numFmt w:val="bullet"/>
+      <w:lvlText w:val=""/>
+      <w:lvlJc w:val="left"/>
+      <w:pPr>
+        <w:tabs>
+          <w:tab w:val="num" w:pos="4320"/>
+        </w:tabs>
+        <w:ind w:left="4320" w:hanging="360"/>
+      </w:pPr>
+      <w:rPr>
+        <w:rFonts w:ascii="Symbol" w:hAnsi="Symbol" w:hint="default"/>
+        <w:sz w:val="20"/>
+      </w:rPr>
+    </w:lvl>
+    <w:lvl w:ilvl="6" w:tentative="1">
+      <w:start w:val="1"/>
+      <w:numFmt w:val="bullet"/>
+      <w:lvlText w:val=""/>
+      <w:lvlJc w:val="left"/>
+      <w:pPr>
+        <w:tabs>
+          <w:tab w:val="num" w:pos="5040"/>
+        </w:tabs>
+        <w:ind w:left="5040" w:hanging="360"/>
+      </w:pPr>
+      <w:rPr>
+        <w:rFonts w:ascii="Symbol" w:hAnsi="Symbol" w:hint="default"/>
+        <w:sz w:val="20"/>
+      </w:rPr>
+    </w:lvl>
+    <w:lvl w:ilvl="7" w:tentative="1">
+      <w:start w:val="1"/>
+      <w:numFmt w:val="bullet"/>
+      <w:lvlText w:val=""/>
+      <w:lvlJc w:val="left"/>
+      <w:pPr>
+        <w:tabs>
+          <w:tab w:val="num" w:pos="5760"/>
+        </w:tabs>
+        <w:ind w:left="5760" w:hanging="360"/>
+      </w:pPr>
+      <w:rPr>
+        <w:rFonts w:ascii="Symbol" w:hAnsi="Symbol" w:hint="default"/>
+        <w:sz w:val="20"/>
+      </w:rPr>
+    </w:lvl>
+    <w:lvl w:ilvl="8" w:tentative="1">
+      <w:start w:val="1"/>
+      <w:numFmt w:val="bullet"/>
+      <w:lvlText w:val=""/>
+      <w:lvlJc w:val="left"/>
+      <w:pPr>
+        <w:tabs>
+          <w:tab w:val="num" w:pos="6480"/>
+        </w:tabs>
+        <w:ind w:left="6480" w:hanging="360"/>
+      </w:pPr>
+      <w:rPr>
+        <w:rFonts w:ascii="Symbol" w:hAnsi="Symbol" w:hint="default"/>
+        <w:sz w:val="20"/>
+      </w:rPr>
+    </w:lvl>
+  </w:abstractNum>
+  <w:abstractNum w:abstractNumId="4" w15:restartNumberingAfterBreak="0">
     <w:nsid w:val="309621F8"/>
     <w:multiLevelType w:val="multilevel"/>
     <w:tmpl w:val="ACF2697E"/>
@@ -2737,7 +3576,156 @@
       </w:rPr>
     </w:lvl>
   </w:abstractNum>
-  <w:abstractNum w:abstractNumId="3" w15:restartNumberingAfterBreak="0">
+  <w:abstractNum w:abstractNumId="5" w15:restartNumberingAfterBreak="0">
+    <w:nsid w:val="5F78522A"/>
+    <w:multiLevelType w:val="multilevel"/>
+    <w:tmpl w:val="A80C7A0E"/>
+    <w:lvl w:ilvl="0">
+      <w:start w:val="1"/>
+      <w:numFmt w:val="bullet"/>
+      <w:lvlText w:val=""/>
+      <w:lvlJc w:val="left"/>
+      <w:pPr>
+        <w:tabs>
+          <w:tab w:val="num" w:pos="720"/>
+        </w:tabs>
+        <w:ind w:left="720" w:hanging="360"/>
+      </w:pPr>
+      <w:rPr>
+        <w:rFonts w:ascii="Symbol" w:hAnsi="Symbol" w:hint="default"/>
+        <w:sz w:val="20"/>
+      </w:rPr>
+    </w:lvl>
+    <w:lvl w:ilvl="1" w:tentative="1">
+      <w:start w:val="1"/>
+      <w:numFmt w:val="bullet"/>
+      <w:lvlText w:val=""/>
+      <w:lvlJc w:val="left"/>
+      <w:pPr>
+        <w:tabs>
+          <w:tab w:val="num" w:pos="1440"/>
+        </w:tabs>
+        <w:ind w:left="1440" w:hanging="360"/>
+      </w:pPr>
+      <w:rPr>
+        <w:rFonts w:ascii="Symbol" w:hAnsi="Symbol" w:hint="default"/>
+        <w:sz w:val="20"/>
+      </w:rPr>
+    </w:lvl>
+    <w:lvl w:ilvl="2" w:tentative="1">
+      <w:start w:val="1"/>
+      <w:numFmt w:val="bullet"/>
+      <w:lvlText w:val=""/>
+      <w:lvlJc w:val="left"/>
+      <w:pPr>
+        <w:tabs>
+          <w:tab w:val="num" w:pos="2160"/>
+        </w:tabs>
+        <w:ind w:left="2160" w:hanging="360"/>
+      </w:pPr>
+      <w:rPr>
+        <w:rFonts w:ascii="Symbol" w:hAnsi="Symbol" w:hint="default"/>
+        <w:sz w:val="20"/>
+      </w:rPr>
+    </w:lvl>
+    <w:lvl w:ilvl="3" w:tentative="1">
+      <w:start w:val="1"/>
+      <w:numFmt w:val="bullet"/>
+      <w:lvlText w:val=""/>
+      <w:lvlJc w:val="left"/>
+      <w:pPr>
+        <w:tabs>
+          <w:tab w:val="num" w:pos="2880"/>
+        </w:tabs>
+        <w:ind w:left="2880" w:hanging="360"/>
+      </w:pPr>
+      <w:rPr>
+        <w:rFonts w:ascii="Symbol" w:hAnsi="Symbol" w:hint="default"/>
+        <w:sz w:val="20"/>
+      </w:rPr>
+    </w:lvl>
+    <w:lvl w:ilvl="4" w:tentative="1">
+      <w:start w:val="1"/>
+      <w:numFmt w:val="bullet"/>
+      <w:lvlText w:val=""/>
+      <w:lvlJc w:val="left"/>
+      <w:pPr>
+        <w:tabs>
+          <w:tab w:val="num" w:pos="3600"/>
+        </w:tabs>
+        <w:ind w:left="3600" w:hanging="360"/>
+      </w:pPr>
+      <w:rPr>
+        <w:rFonts w:ascii="Symbol" w:hAnsi="Symbol" w:hint="default"/>
+        <w:sz w:val="20"/>
+      </w:rPr>
+    </w:lvl>
+    <w:lvl w:ilvl="5" w:tentative="1">
+      <w:start w:val="1"/>
+      <w:numFmt w:val="bullet"/>
+      <w:lvlText w:val=""/>
+      <w:lvlJc w:val="left"/>
+      <w:pPr>
+        <w:tabs>
+          <w:tab w:val="num" w:pos="4320"/>
+        </w:tabs>
+        <w:ind w:left="4320" w:hanging="360"/>
+      </w:pPr>
+      <w:rPr>
+        <w:rFonts w:ascii="Symbol" w:hAnsi="Symbol" w:hint="default"/>
+        <w:sz w:val="20"/>
+      </w:rPr>
+    </w:lvl>
+    <w:lvl w:ilvl="6" w:tentative="1">
+      <w:start w:val="1"/>
+      <w:numFmt w:val="bullet"/>
+      <w:lvlText w:val=""/>
+      <w:lvlJc w:val="left"/>
+      <w:pPr>
+        <w:tabs>
+          <w:tab w:val="num" w:pos="5040"/>
+        </w:tabs>
+        <w:ind w:left="5040" w:hanging="360"/>
+      </w:pPr>
+      <w:rPr>
+        <w:rFonts w:ascii="Symbol" w:hAnsi="Symbol" w:hint="default"/>
+        <w:sz w:val="20"/>
+      </w:rPr>
+    </w:lvl>
+    <w:lvl w:ilvl="7" w:tentative="1">
+      <w:start w:val="1"/>
+      <w:numFmt w:val="bullet"/>
+      <w:lvlText w:val=""/>
+      <w:lvlJc w:val="left"/>
+      <w:pPr>
+        <w:tabs>
+          <w:tab w:val="num" w:pos="5760"/>
+        </w:tabs>
+        <w:ind w:left="5760" w:hanging="360"/>
+      </w:pPr>
+      <w:rPr>
+        <w:rFonts w:ascii="Symbol" w:hAnsi="Symbol" w:hint="default"/>
+        <w:sz w:val="20"/>
+      </w:rPr>
+    </w:lvl>
+    <w:lvl w:ilvl="8" w:tentative="1">
+      <w:start w:val="1"/>
+      <w:numFmt w:val="bullet"/>
+      <w:lvlText w:val=""/>
+      <w:lvlJc w:val="left"/>
+      <w:pPr>
+        <w:tabs>
+          <w:tab w:val="num" w:pos="6480"/>
+        </w:tabs>
+        <w:ind w:left="6480" w:hanging="360"/>
+      </w:pPr>
+      <w:rPr>
+        <w:rFonts w:ascii="Symbol" w:hAnsi="Symbol" w:hint="default"/>
+        <w:sz w:val="20"/>
+      </w:rPr>
+    </w:lvl>
+  </w:abstractNum>
+  <w:abstractNum w:abstractNumId="6" w15:restartNumberingAfterBreak="0">
     <w:nsid w:val="6A604161"/>
     <w:multiLevelType w:val="multilevel"/>
     <w:tmpl w:val="BEF09B0A"/>
@@ -2886,7 +3874,7 @@
       </w:rPr>
     </w:lvl>
   </w:abstractNum>
-  <w:abstractNum w:abstractNumId="4" w15:restartNumberingAfterBreak="0">
+  <w:abstractNum w:abstractNumId="7" w15:restartNumberingAfterBreak="0">
     <w:nsid w:val="7BD90014"/>
     <w:multiLevelType w:val="multilevel"/>
     <w:tmpl w:val="7D128EE6"/>
@@ -3036,19 +4024,28 @@
     </w:lvl>
   </w:abstractNum>
   <w:num w:numId="1" w16cid:durableId="1112701229">
-    <w:abstractNumId w:val="2"/>
+    <w:abstractNumId w:val="4"/>
   </w:num>
   <w:num w:numId="2" w16cid:durableId="1408111402">
-    <w:abstractNumId w:val="4"/>
+    <w:abstractNumId w:val="7"/>
   </w:num>
   <w:num w:numId="3" w16cid:durableId="837114639">
-    <w:abstractNumId w:val="3"/>
+    <w:abstractNumId w:val="6"/>
   </w:num>
   <w:num w:numId="4" w16cid:durableId="2136367353">
-    <w:abstractNumId w:val="1"/>
+    <w:abstractNumId w:val="2"/>
   </w:num>
   <w:num w:numId="5" w16cid:durableId="195655461">
     <w:abstractNumId w:val="0"/>
+  </w:num>
+  <w:num w:numId="6" w16cid:durableId="58795714">
+    <w:abstractNumId w:val="5"/>
+  </w:num>
+  <w:num w:numId="7" w16cid:durableId="1650598407">
+    <w:abstractNumId w:val="1"/>
+  </w:num>
+  <w:num w:numId="8" w16cid:durableId="362825401">
+    <w:abstractNumId w:val="3"/>
   </w:num>
 </w:numbering>
 </file>
